--- a/pr-preview/pr-90/chapters/01-introduction.docx
+++ b/pr-preview/pr-90/chapters/01-introduction.docx
@@ -6764,7 +6764,13 @@
               <w:t xml:space="preserve"> </w:t>
             </w:r>
             <w:r>
-              <w:t xml:space="preserve">The NNT was introduced by Laupacis, Sackett, and Roberts (1988); like the risk difference, it applies only to the population and time interval on which it is based</w:t>
+              <w:t xml:space="preserve">The NNT was introduced by Laupacis, Sackett, and Roberts (1988);</w:t>
+            </w:r>
+            <w:r>
+              <w:t xml:space="preserve"> </w:t>
+            </w:r>
+            <w:r>
+              <w:t xml:space="preserve">like the risk difference, it applies only to the population and time interval on which it is based</w:t>
             </w:r>
             <w:r>
               <w:t xml:space="preserve"> </w:t>
@@ -10518,7 +10524,13 @@
         <w:pStyle w:val="BodyText"/>
       </w:pPr>
       <w:r>
-        <w:t xml:space="preserve">Association measures are also subject to random variability; until Chapter 10 the book ignores this by assuming the population of Table 1.2 is extremely large</w:t>
+        <w:t xml:space="preserve">Association measures are also subject to random variability;</w:t>
+      </w:r>
+      <w:r>
+        <w:t xml:space="preserve"> </w:t>
+      </w:r>
+      <w:r>
+        <w:t xml:space="preserve">until Chapter 10 the book ignores this by assuming the population of Table 1.2 is extremely large</w:t>
       </w:r>
       <w:r>
         <w:t xml:space="preserve"> </w:t>
